--- a/CreditCardFraud/report/빅데이터 20기 프로젝트_보고서_ejm.docx
+++ b/CreditCardFraud/report/빅데이터 20기 프로젝트_보고서_ejm.docx
@@ -34,27 +34,7 @@
           <w:sz w:val="20"/>
           <w:szCs w:val="20"/>
         </w:rPr>
-        <w:t xml:space="preserve">신용카드 사기 거래 탐지 데이터셋의 구조를 이해하고, 모델 학습 전 필요한 </w:t>
-      </w:r>
-      <w:proofErr w:type="spellStart"/>
-      <w:r>
-        <w:rPr>
-          <w:rFonts w:asciiTheme="majorHAnsi" w:eastAsiaTheme="majorHAnsi" w:hAnsiTheme="majorHAnsi" w:cstheme="majorBidi"/>
-          <w:color w:val="0D0D0D" w:themeColor="text1" w:themeTint="F2"/>
-          <w:sz w:val="20"/>
-          <w:szCs w:val="20"/>
-        </w:rPr>
-        <w:t>전처리</w:t>
-      </w:r>
-      <w:proofErr w:type="spellEnd"/>
-      <w:r>
-        <w:rPr>
-          <w:rFonts w:asciiTheme="majorHAnsi" w:eastAsiaTheme="majorHAnsi" w:hAnsiTheme="majorHAnsi" w:cstheme="majorBidi"/>
-          <w:color w:val="0D0D0D" w:themeColor="text1" w:themeTint="F2"/>
-          <w:sz w:val="20"/>
-          <w:szCs w:val="20"/>
-        </w:rPr>
-        <w:t xml:space="preserve"> 방향을 설정하기 위해 탐색적 데이터 분석을 수행했습니다.</w:t>
+        <w:t>신용카드 사기 거래 탐지 데이터셋의 구조를 이해하고, 모델 학습 전 필요한 전처리 방향을 설정하기 위해 탐색적 데이터 분석을 수행했습니다.</w:t>
       </w:r>
     </w:p>
     <w:p>
@@ -235,7 +215,6 @@
           <w:szCs w:val="20"/>
         </w:rPr>
       </w:pPr>
-      <w:proofErr w:type="spellStart"/>
       <w:r>
         <w:rPr>
           <w:rFonts w:asciiTheme="majorHAnsi" w:eastAsiaTheme="majorHAnsi" w:hAnsiTheme="majorHAnsi" w:cstheme="majorBidi"/>
@@ -243,37 +222,7 @@
           <w:sz w:val="20"/>
           <w:szCs w:val="20"/>
         </w:rPr>
-        <w:t>결측치</w:t>
-      </w:r>
-      <w:proofErr w:type="spellEnd"/>
-      <w:r>
-        <w:rPr>
-          <w:rFonts w:asciiTheme="majorHAnsi" w:eastAsiaTheme="majorHAnsi" w:hAnsiTheme="majorHAnsi" w:cstheme="majorBidi"/>
-          <w:color w:val="0D0D0D" w:themeColor="text1" w:themeTint="F2"/>
-          <w:sz w:val="20"/>
-          <w:szCs w:val="20"/>
-        </w:rPr>
-        <w:t xml:space="preserve">: 모든 피처에서 </w:t>
-      </w:r>
-      <w:proofErr w:type="spellStart"/>
-      <w:r>
-        <w:rPr>
-          <w:rFonts w:asciiTheme="majorHAnsi" w:eastAsiaTheme="majorHAnsi" w:hAnsiTheme="majorHAnsi" w:cstheme="majorBidi"/>
-          <w:color w:val="0D0D0D" w:themeColor="text1" w:themeTint="F2"/>
-          <w:sz w:val="20"/>
-          <w:szCs w:val="20"/>
-        </w:rPr>
-        <w:t>결측치는</w:t>
-      </w:r>
-      <w:proofErr w:type="spellEnd"/>
-      <w:r>
-        <w:rPr>
-          <w:rFonts w:asciiTheme="majorHAnsi" w:eastAsiaTheme="majorHAnsi" w:hAnsiTheme="majorHAnsi" w:cstheme="majorBidi"/>
-          <w:color w:val="0D0D0D" w:themeColor="text1" w:themeTint="F2"/>
-          <w:sz w:val="20"/>
-          <w:szCs w:val="20"/>
-        </w:rPr>
-        <w:t xml:space="preserve"> 발견되지 않았습니다.</w:t>
+        <w:t>결측치: 모든 피처에서 결측치는 발견되지 않았습니다.</w:t>
       </w:r>
     </w:p>
     <w:p>
@@ -487,7 +436,6 @@
                 <w:szCs w:val="20"/>
               </w:rPr>
             </w:pPr>
-            <w:proofErr w:type="spellStart"/>
             <w:r>
               <w:rPr>
                 <w:rFonts w:asciiTheme="majorHAnsi" w:eastAsiaTheme="majorHAnsi" w:hAnsiTheme="majorHAnsi" w:cstheme="majorBidi"/>
@@ -497,19 +445,7 @@
                 <w:sz w:val="20"/>
                 <w:szCs w:val="20"/>
               </w:rPr>
-              <w:t>왜도</w:t>
-            </w:r>
-            <w:proofErr w:type="spellEnd"/>
-            <w:r>
-              <w:rPr>
-                <w:rFonts w:asciiTheme="majorHAnsi" w:eastAsiaTheme="majorHAnsi" w:hAnsiTheme="majorHAnsi" w:cstheme="majorBidi"/>
-                <w:b w:val="0"/>
-                <w:bCs w:val="0"/>
-                <w:color w:val="0D0D0D" w:themeColor="text1" w:themeTint="F2"/>
-                <w:sz w:val="20"/>
-                <w:szCs w:val="20"/>
-              </w:rPr>
-              <w:t>(Skewness)</w:t>
+              <w:t>왜도(Skewness)</w:t>
             </w:r>
           </w:p>
         </w:tc>
@@ -878,27 +814,7 @@
           <w:sz w:val="20"/>
           <w:szCs w:val="20"/>
         </w:rPr>
-        <w:t xml:space="preserve">Amount 피처는 평균(88.35) 대비 표준편차(250.12)가 매우 크고, </w:t>
-      </w:r>
-      <w:proofErr w:type="spellStart"/>
-      <w:r>
-        <w:rPr>
-          <w:rFonts w:asciiTheme="majorHAnsi" w:eastAsiaTheme="majorHAnsi" w:hAnsiTheme="majorHAnsi" w:cstheme="majorBidi"/>
-          <w:color w:val="0D0D0D" w:themeColor="text1" w:themeTint="F2"/>
-          <w:sz w:val="20"/>
-          <w:szCs w:val="20"/>
-        </w:rPr>
-        <w:t>왜도</w:t>
-      </w:r>
-      <w:proofErr w:type="spellEnd"/>
-      <w:r>
-        <w:rPr>
-          <w:rFonts w:asciiTheme="majorHAnsi" w:eastAsiaTheme="majorHAnsi" w:hAnsiTheme="majorHAnsi" w:cstheme="majorBidi"/>
-          <w:color w:val="0D0D0D" w:themeColor="text1" w:themeTint="F2"/>
-          <w:sz w:val="20"/>
-          <w:szCs w:val="20"/>
-        </w:rPr>
-        <w:t>(16.48)가 매우 높은 오른쪽으로 심하게 편향된(Skewed) 분포를 보입니다.</w:t>
+        <w:t>Amount 피처는 평균(88.35) 대비 표준편차(250.12)가 매우 크고, 왜도(16.48)가 매우 높은 오른쪽으로 심하게 편향된(Skewed) 분포를 보입니다.</w:t>
       </w:r>
     </w:p>
     <w:p>
@@ -918,21 +834,28 @@
           <w:szCs w:val="20"/>
         </w:rPr>
         <w:pict w14:anchorId="787E37FA">
-          <v:rect id="_x0000_i1043" style="width:0;height:1.5pt" o:hralign="center" o:hrstd="t" o:hr="t" fillcolor="#a0a0a0" stroked="f"/>
+          <v:rect id="_x0000_i1025" style="width:0;height:1.5pt" o:hralign="center" o:hrstd="t" o:hr="t" fillcolor="#a0a0a0" stroked="f"/>
         </w:pict>
       </w:r>
     </w:p>
     <w:p>
       <w:pPr>
-        <w:pStyle w:val="3"/>
-      </w:pPr>
-    </w:p>
-    <w:p>
-      <w:pPr>
         <w:rPr>
-          <w:rFonts w:hint="eastAsia"/>
+          <w:rFonts w:asciiTheme="majorHAnsi" w:eastAsiaTheme="majorHAnsi" w:hAnsiTheme="majorHAnsi" w:cstheme="majorBidi"/>
+          <w:color w:val="0D0D0D" w:themeColor="text1" w:themeTint="F2"/>
+          <w:sz w:val="20"/>
+          <w:szCs w:val="20"/>
         </w:rPr>
       </w:pPr>
+      <w:r>
+        <w:rPr>
+          <w:rFonts w:asciiTheme="majorHAnsi" w:eastAsiaTheme="majorHAnsi" w:hAnsiTheme="majorHAnsi" w:cstheme="majorBidi"/>
+          <w:color w:val="0D0D0D" w:themeColor="text1" w:themeTint="F2"/>
+          <w:sz w:val="20"/>
+          <w:szCs w:val="20"/>
+        </w:rPr>
+        <w:br w:type="page"/>
+      </w:r>
     </w:p>
     <w:p>
       <w:pPr>
@@ -1167,27 +1090,7 @@
           <w:sz w:val="20"/>
           <w:szCs w:val="20"/>
         </w:rPr>
-        <w:t xml:space="preserve">왜곡 정도 확인: </w:t>
-      </w:r>
-      <w:proofErr w:type="spellStart"/>
-      <w:r>
-        <w:rPr>
-          <w:rFonts w:asciiTheme="majorHAnsi" w:eastAsiaTheme="majorHAnsi" w:hAnsiTheme="majorHAnsi" w:cstheme="majorBidi"/>
-          <w:color w:val="0D0D0D" w:themeColor="text1" w:themeTint="F2"/>
-          <w:sz w:val="20"/>
-          <w:szCs w:val="20"/>
-        </w:rPr>
-        <w:t>왜도</w:t>
-      </w:r>
-      <w:proofErr w:type="spellEnd"/>
-      <w:r>
-        <w:rPr>
-          <w:rFonts w:asciiTheme="majorHAnsi" w:eastAsiaTheme="majorHAnsi" w:hAnsiTheme="majorHAnsi" w:cstheme="majorBidi"/>
-          <w:color w:val="0D0D0D" w:themeColor="text1" w:themeTint="F2"/>
-          <w:sz w:val="20"/>
-          <w:szCs w:val="20"/>
-        </w:rPr>
-        <w:t xml:space="preserve"> 값이 16.48로 매우 높아, 모델 학습 전 분포를 정규화</w:t>
+        <w:t>왜곡 정도 확인: 왜도 값이 16.48로 매우 높아, 모델 학습 전 분포를 정규화</w:t>
       </w:r>
       <w:r>
         <w:rPr>
@@ -1247,67 +1150,7 @@
           <w:sz w:val="20"/>
           <w:szCs w:val="20"/>
         </w:rPr>
-        <w:t xml:space="preserve">Time vs. Class: Time 피처는 사기 </w:t>
-      </w:r>
-      <w:proofErr w:type="gramStart"/>
-      <w:r>
-        <w:rPr>
-          <w:rFonts w:asciiTheme="majorHAnsi" w:eastAsiaTheme="majorHAnsi" w:hAnsiTheme="majorHAnsi" w:cstheme="majorBidi"/>
-          <w:color w:val="0D0D0D" w:themeColor="text1" w:themeTint="F2"/>
-          <w:sz w:val="20"/>
-          <w:szCs w:val="20"/>
-        </w:rPr>
-        <w:t>거래(</w:t>
-      </w:r>
-      <w:proofErr w:type="gramEnd"/>
-      <w:r>
-        <w:rPr>
-          <w:rFonts w:asciiTheme="majorHAnsi" w:eastAsiaTheme="majorHAnsi" w:hAnsiTheme="majorHAnsi" w:cstheme="majorBidi"/>
-          <w:color w:val="0D0D0D" w:themeColor="text1" w:themeTint="F2"/>
-          <w:sz w:val="20"/>
-          <w:szCs w:val="20"/>
-        </w:rPr>
-        <w:t>Class=</w:t>
-      </w:r>
-      <w:proofErr w:type="gramStart"/>
-      <w:r>
-        <w:rPr>
-          <w:rFonts w:asciiTheme="majorHAnsi" w:eastAsiaTheme="majorHAnsi" w:hAnsiTheme="majorHAnsi" w:cstheme="majorBidi"/>
-          <w:color w:val="0D0D0D" w:themeColor="text1" w:themeTint="F2"/>
-          <w:sz w:val="20"/>
-          <w:szCs w:val="20"/>
-        </w:rPr>
-        <w:t>1)와</w:t>
-      </w:r>
-      <w:proofErr w:type="gramEnd"/>
-      <w:r>
-        <w:rPr>
-          <w:rFonts w:asciiTheme="majorHAnsi" w:eastAsiaTheme="majorHAnsi" w:hAnsiTheme="majorHAnsi" w:cstheme="majorBidi"/>
-          <w:color w:val="0D0D0D" w:themeColor="text1" w:themeTint="F2"/>
-          <w:sz w:val="20"/>
-          <w:szCs w:val="20"/>
-        </w:rPr>
-        <w:t xml:space="preserve"> 정상 </w:t>
-      </w:r>
-      <w:proofErr w:type="gramStart"/>
-      <w:r>
-        <w:rPr>
-          <w:rFonts w:asciiTheme="majorHAnsi" w:eastAsiaTheme="majorHAnsi" w:hAnsiTheme="majorHAnsi" w:cstheme="majorBidi"/>
-          <w:color w:val="0D0D0D" w:themeColor="text1" w:themeTint="F2"/>
-          <w:sz w:val="20"/>
-          <w:szCs w:val="20"/>
-        </w:rPr>
-        <w:t>거래(</w:t>
-      </w:r>
-      <w:proofErr w:type="gramEnd"/>
-      <w:r>
-        <w:rPr>
-          <w:rFonts w:asciiTheme="majorHAnsi" w:eastAsiaTheme="majorHAnsi" w:hAnsiTheme="majorHAnsi" w:cstheme="majorBidi"/>
-          <w:color w:val="0D0D0D" w:themeColor="text1" w:themeTint="F2"/>
-          <w:sz w:val="20"/>
-          <w:szCs w:val="20"/>
-        </w:rPr>
-        <w:t xml:space="preserve">Class=0) 간의 분포에 큰 차이를 보이지 않습니다. 즉, 절대적인 시간 정보 자체는 사기 거래 탐지에 큰 예측력을 갖지 못함을 시사합니다. </w:t>
+        <w:t xml:space="preserve">Time vs. Class: Time 피처는 사기 거래(Class=1)와 정상 거래(Class=0) 간의 분포에 큰 차이를 보이지 않습니다. 즉, 절대적인 시간 정보 자체는 사기 거래 탐지에 큰 예측력을 갖지 못함을 시사합니다. </w:t>
       </w:r>
     </w:p>
     <w:p>
@@ -1330,7 +1173,7 @@
           <w:sz w:val="20"/>
           <w:szCs w:val="20"/>
         </w:rPr>
-        <w:t>Amount vs. Class: 사기 거래는 주로 작은 금액대에서 발생하는 경향이 있으나, 일부 매우 큰 금액도 포함되어 있습니다. 이는 사기 거래가 일반 거래와 다른 금액 분포 패턴을 가짐을 보여줍니다. (</w:t>
+        <w:t xml:space="preserve">Amount vs. Class: 사기 거래는 주로 작은 금액대에서 발생하는 경향이 있으나, 일부 매우 큰 금액도 포함되어 있습니다. 이는 사기 거래가 일반 거래와 다른 금액 분포 패턴을 가짐을 보여줍니다. </w:t>
       </w:r>
     </w:p>
     <w:p>
@@ -1350,7 +1193,7 @@
           <w:szCs w:val="20"/>
         </w:rPr>
         <w:pict w14:anchorId="1D366A4F">
-          <v:rect id="_x0000_i1044" style="width:0;height:1.5pt" o:hralign="center" o:hrstd="t" o:hr="t" fillcolor="#a0a0a0" stroked="f"/>
+          <v:rect id="_x0000_i1026" style="width:0;height:1.5pt" o:hralign="center" o:hrstd="t" o:hr="t" fillcolor="#a0a0a0" stroked="f"/>
         </w:pict>
       </w:r>
     </w:p>
@@ -1359,15 +1202,7 @@
         <w:pStyle w:val="3"/>
       </w:pPr>
       <w:r>
-        <w:t xml:space="preserve">3.2.3 발견된 문제점 및 </w:t>
-      </w:r>
-      <w:proofErr w:type="spellStart"/>
-      <w:r>
-        <w:t>전처리</w:t>
-      </w:r>
-      <w:proofErr w:type="spellEnd"/>
-      <w:r>
-        <w:t xml:space="preserve"> 필요성</w:t>
+        <w:t>3.2.3 발견된 문제점 및 전처리 필요성</w:t>
       </w:r>
     </w:p>
     <w:p>
@@ -1413,27 +1248,7 @@
           <w:sz w:val="20"/>
           <w:szCs w:val="20"/>
         </w:rPr>
-        <w:t xml:space="preserve">이상치 (Outlier) 존재 확인: Amount 피처의 높은 </w:t>
-      </w:r>
-      <w:proofErr w:type="spellStart"/>
-      <w:r>
-        <w:rPr>
-          <w:rFonts w:asciiTheme="majorHAnsi" w:eastAsiaTheme="majorHAnsi" w:hAnsiTheme="majorHAnsi" w:cstheme="majorBidi"/>
-          <w:color w:val="0D0D0D" w:themeColor="text1" w:themeTint="F2"/>
-          <w:sz w:val="20"/>
-          <w:szCs w:val="20"/>
-        </w:rPr>
-        <w:t>왜도와</w:t>
-      </w:r>
-      <w:proofErr w:type="spellEnd"/>
-      <w:r>
-        <w:rPr>
-          <w:rFonts w:asciiTheme="majorHAnsi" w:eastAsiaTheme="majorHAnsi" w:hAnsiTheme="majorHAnsi" w:cstheme="majorBidi"/>
-          <w:color w:val="0D0D0D" w:themeColor="text1" w:themeTint="F2"/>
-          <w:sz w:val="20"/>
-          <w:szCs w:val="20"/>
-        </w:rPr>
-        <w:t xml:space="preserve"> Q-Q Plot을 통해 이상치가 다수 존재함을 확인했습니다. 이는 모델의 성능을 저해할 수 있습니다. 이상치 처리(제거/Capping) 필요</w:t>
+        <w:t>이상치 (Outlier) 존재 확인: Amount 피처의 높은 왜도와 Q-Q Plot을 통해 이상치가 다수 존재함을 확인했습니다. 이는 모델의 성능을 저해할 수 있습니다. 이상치 처리(제거/Capping) 필요</w:t>
       </w:r>
     </w:p>
     <w:p>
@@ -1456,9 +1271,17 @@
           <w:sz w:val="20"/>
           <w:szCs w:val="20"/>
         </w:rPr>
-        <w:t xml:space="preserve">Amount 피처의 심한 왜곡 (Log 변환 필요성): </w:t>
+        <w:t>Amount 피처의 심한 왜곡 (Log 변환 필요성): 왜도(16.48)가 매우 높아 선형 모델이나 거리 기반 모델의 성능 저하를 막기 위해 분포 변환이 시급합니다. 로그 변환</w:t>
       </w:r>
-      <w:proofErr w:type="spellStart"/>
+      <w:r>
+        <w:rPr>
+          <w:rFonts w:asciiTheme="majorHAnsi" w:eastAsiaTheme="majorHAnsi" w:hAnsiTheme="majorHAnsi" w:cstheme="majorBidi" w:hint="eastAsia"/>
+          <w:color w:val="0D0D0D" w:themeColor="text1" w:themeTint="F2"/>
+          <w:sz w:val="20"/>
+          <w:szCs w:val="20"/>
+        </w:rPr>
+        <w:t>{</w:t>
+      </w:r>
       <w:r>
         <w:rPr>
           <w:rFonts w:asciiTheme="majorHAnsi" w:eastAsiaTheme="majorHAnsi" w:hAnsiTheme="majorHAnsi" w:cstheme="majorBidi"/>
@@ -1466,17 +1289,7 @@
           <w:sz w:val="20"/>
           <w:szCs w:val="20"/>
         </w:rPr>
-        <w:t>왜도</w:t>
-      </w:r>
-      <w:proofErr w:type="spellEnd"/>
-      <w:r>
-        <w:rPr>
-          <w:rFonts w:asciiTheme="majorHAnsi" w:eastAsiaTheme="majorHAnsi" w:hAnsiTheme="majorHAnsi" w:cstheme="majorBidi"/>
-          <w:color w:val="0D0D0D" w:themeColor="text1" w:themeTint="F2"/>
-          <w:sz w:val="20"/>
-          <w:szCs w:val="20"/>
-        </w:rPr>
-        <w:t>(16.48)가 매우 높아 선형 모델이나 거리 기반 모델의 성능 저하를 막기 위해 분포 변환이 시급합니다. 로그 변환np.log1p} 필요</w:t>
+        <w:t>np.log1p} 필요</w:t>
       </w:r>
     </w:p>
     <w:p>
@@ -1496,7 +1309,7 @@
           <w:szCs w:val="20"/>
         </w:rPr>
         <w:pict w14:anchorId="4B990F2C">
-          <v:rect id="_x0000_i1045" style="width:0;height:1.5pt" o:hralign="center" o:hrstd="t" o:hr="t" fillcolor="#a0a0a0" stroked="f"/>
+          <v:rect id="_x0000_i1027" style="width:0;height:1.5pt" o:hralign="center" o:hrstd="t" o:hr="t" fillcolor="#a0a0a0" stroked="f"/>
         </w:pict>
       </w:r>
     </w:p>
@@ -1506,15 +1319,7 @@
       </w:pPr>
       <w:r>
         <w:lastRenderedPageBreak/>
-        <w:t xml:space="preserve">3.3 데이터 </w:t>
-      </w:r>
-      <w:proofErr w:type="spellStart"/>
-      <w:r>
-        <w:t>전처리</w:t>
-      </w:r>
-      <w:proofErr w:type="spellEnd"/>
-      <w:r>
-        <w:t xml:space="preserve"> 및 피처 엔지니어링 </w:t>
+        <w:t xml:space="preserve">3.3 데이터 전처리 및 피처 엔지니어링 </w:t>
       </w:r>
     </w:p>
     <w:p>
@@ -1522,15 +1327,7 @@
         <w:pStyle w:val="3"/>
       </w:pPr>
       <w:r>
-        <w:t xml:space="preserve">3.3.1 </w:t>
-      </w:r>
-      <w:proofErr w:type="spellStart"/>
-      <w:r>
-        <w:t>결측치</w:t>
-      </w:r>
-      <w:proofErr w:type="spellEnd"/>
-      <w:r>
-        <w:t xml:space="preserve"> 및 이상치 처리</w:t>
+        <w:t>3.3.1 결측치 및 이상치 처리</w:t>
       </w:r>
     </w:p>
     <w:p>
@@ -1553,27 +1350,7 @@
           <w:sz w:val="20"/>
           <w:szCs w:val="20"/>
         </w:rPr>
-        <w:t xml:space="preserve">Time, Amount 피처 이상치 처리: 이상치 처리의 효과를 검증하기 위해 이상치 제거 전/후 </w:t>
-      </w:r>
-      <w:proofErr w:type="spellStart"/>
-      <w:r>
-        <w:rPr>
-          <w:rFonts w:asciiTheme="majorHAnsi" w:eastAsiaTheme="majorHAnsi" w:hAnsiTheme="majorHAnsi" w:cstheme="majorBidi"/>
-          <w:color w:val="0D0D0D" w:themeColor="text1" w:themeTint="F2"/>
-          <w:sz w:val="20"/>
-          <w:szCs w:val="20"/>
-        </w:rPr>
-        <w:t>LightGBM</w:t>
-      </w:r>
-      <w:proofErr w:type="spellEnd"/>
-      <w:r>
-        <w:rPr>
-          <w:rFonts w:asciiTheme="majorHAnsi" w:eastAsiaTheme="majorHAnsi" w:hAnsiTheme="majorHAnsi" w:cstheme="majorBidi"/>
-          <w:color w:val="0D0D0D" w:themeColor="text1" w:themeTint="F2"/>
-          <w:sz w:val="20"/>
-          <w:szCs w:val="20"/>
-        </w:rPr>
-        <w:t xml:space="preserve"> 모델 성능을 비교했습니다. </w:t>
+        <w:t xml:space="preserve">Time, Amount 피처 이상치 처리: 이상치 처리의 효과를 검증하기 위해 이상치 제거 전/후 LightGBM 모델 성능을 비교했습니다. </w:t>
       </w:r>
     </w:p>
     <w:p>
@@ -1719,7 +1496,7 @@
           <w:sz w:val="20"/>
           <w:szCs w:val="20"/>
         </w:rPr>
-        <w:t>로그 변환 ($\text{np.log1p}$) 적용: 심하게 왜곡된 Amount 피처의 분포를 정규 분포에 가깝게 만들기 위해 **로그 변환(np.log1p</w:t>
+        <w:t>로그 변환 (np.log1p) 적용: 심하게 왜곡된 Amount 피처의 분포를 정규 분포에 가깝게 만들기 위해 로그 변환(np.log1p</w:t>
       </w:r>
       <w:r>
         <w:rPr>
@@ -1770,7 +1547,6 @@
           <w:szCs w:val="20"/>
         </w:rPr>
       </w:pPr>
-      <w:proofErr w:type="spellStart"/>
       <w:r>
         <w:rPr>
           <w:rFonts w:asciiTheme="majorHAnsi" w:eastAsiaTheme="majorHAnsi" w:hAnsiTheme="majorHAnsi" w:cstheme="majorBidi"/>
@@ -1778,37 +1554,7 @@
           <w:sz w:val="20"/>
           <w:szCs w:val="20"/>
         </w:rPr>
-        <w:t>StandardScaler</w:t>
-      </w:r>
-      <w:proofErr w:type="spellEnd"/>
-      <w:r>
-        <w:rPr>
-          <w:rFonts w:asciiTheme="majorHAnsi" w:eastAsiaTheme="majorHAnsi" w:hAnsiTheme="majorHAnsi" w:cstheme="majorBidi"/>
-          <w:color w:val="0D0D0D" w:themeColor="text1" w:themeTint="F2"/>
-          <w:sz w:val="20"/>
-          <w:szCs w:val="20"/>
-        </w:rPr>
-        <w:t xml:space="preserve"> 적용: 로그 변환된 Amount를 포함한 모든 피처(V1~V28, Amount)에 </w:t>
-      </w:r>
-      <w:proofErr w:type="spellStart"/>
-      <w:r>
-        <w:rPr>
-          <w:rFonts w:asciiTheme="majorHAnsi" w:eastAsiaTheme="majorHAnsi" w:hAnsiTheme="majorHAnsi" w:cstheme="majorBidi"/>
-          <w:color w:val="0D0D0D" w:themeColor="text1" w:themeTint="F2"/>
-          <w:sz w:val="20"/>
-          <w:szCs w:val="20"/>
-        </w:rPr>
-        <w:t>StandardScaler</w:t>
-      </w:r>
-      <w:proofErr w:type="spellEnd"/>
-      <w:r>
-        <w:rPr>
-          <w:rFonts w:asciiTheme="majorHAnsi" w:eastAsiaTheme="majorHAnsi" w:hAnsiTheme="majorHAnsi" w:cstheme="majorBidi"/>
-          <w:color w:val="0D0D0D" w:themeColor="text1" w:themeTint="F2"/>
-          <w:sz w:val="20"/>
-          <w:szCs w:val="20"/>
-        </w:rPr>
-        <w:t xml:space="preserve">를 적용하여 표준화를 수행했습니다. </w:t>
+        <w:t xml:space="preserve">StandardScaler 적용: 로그 변환된 Amount를 포함한 모든 피처(V1~V28, Amount)에 StandardScaler를 적용하여 표준화를 수행했습니다. </w:t>
       </w:r>
     </w:p>
     <w:p>
@@ -1858,27 +1604,7 @@
           <w:sz w:val="20"/>
           <w:szCs w:val="20"/>
         </w:rPr>
-        <w:t xml:space="preserve">클래스 불균형 문제를 해결하고 사기 </w:t>
-      </w:r>
-      <w:proofErr w:type="spellStart"/>
-      <w:r>
-        <w:rPr>
-          <w:rFonts w:asciiTheme="majorHAnsi" w:eastAsiaTheme="majorHAnsi" w:hAnsiTheme="majorHAnsi" w:cstheme="majorBidi"/>
-          <w:color w:val="0D0D0D" w:themeColor="text1" w:themeTint="F2"/>
-          <w:sz w:val="20"/>
-          <w:szCs w:val="20"/>
-        </w:rPr>
-        <w:t>탐지율</w:t>
-      </w:r>
-      <w:proofErr w:type="spellEnd"/>
-      <w:r>
-        <w:rPr>
-          <w:rFonts w:asciiTheme="majorHAnsi" w:eastAsiaTheme="majorHAnsi" w:hAnsiTheme="majorHAnsi" w:cstheme="majorBidi"/>
-          <w:color w:val="0D0D0D" w:themeColor="text1" w:themeTint="F2"/>
-          <w:sz w:val="20"/>
-          <w:szCs w:val="20"/>
-        </w:rPr>
-        <w:t>(Recall)을 극대화하기 위해 두 가지 전략을 비교했습니다.</w:t>
+        <w:t>클래스 불균형 문제를 해결하고 사기 탐지율(Recall)을 극대화하기 위해 두 가지 전략을 비교했습니다.</w:t>
       </w:r>
     </w:p>
     <w:p>
@@ -1920,27 +1646,7 @@
           <w:sz w:val="20"/>
           <w:szCs w:val="20"/>
         </w:rPr>
-        <w:t xml:space="preserve">적용: Logistic Regression, Random Forest, SVM 등 여러 기본 모델에 </w:t>
-      </w:r>
-      <w:proofErr w:type="spellStart"/>
-      <w:r>
-        <w:rPr>
-          <w:rFonts w:asciiTheme="majorHAnsi" w:eastAsiaTheme="majorHAnsi" w:hAnsiTheme="majorHAnsi" w:cstheme="majorBidi"/>
-          <w:color w:val="0D0D0D" w:themeColor="text1" w:themeTint="F2"/>
-          <w:sz w:val="20"/>
-          <w:szCs w:val="20"/>
-        </w:rPr>
-        <w:t>class_weight</w:t>
-      </w:r>
-      <w:proofErr w:type="spellEnd"/>
-      <w:r>
-        <w:rPr>
-          <w:rFonts w:asciiTheme="majorHAnsi" w:eastAsiaTheme="majorHAnsi" w:hAnsiTheme="majorHAnsi" w:cstheme="majorBidi"/>
-          <w:color w:val="0D0D0D" w:themeColor="text1" w:themeTint="F2"/>
-          <w:sz w:val="20"/>
-          <w:szCs w:val="20"/>
-        </w:rPr>
-        <w:t>='balanced' 옵션을 적용하여 소수 클래스에 높은 가중치를 부여했습니다.</w:t>
+        <w:t>적용: Logistic Regression, Random Forest, SVM 등 여러 기본 모델에 class_weight='balanced' 옵션을 적용하여 소수 클래스에 높은 가중치를 부여했습니다.</w:t>
       </w:r>
     </w:p>
     <w:p>
@@ -1982,19 +1688,8 @@
           <w:sz w:val="20"/>
           <w:szCs w:val="20"/>
         </w:rPr>
-        <w:t xml:space="preserve">SMOTE (Synthetic Minority Over-sampling Technique) </w:t>
+        <w:t>SMOTE (Synthetic Minority Over-sampling Technique) 오버샘플링</w:t>
       </w:r>
-      <w:proofErr w:type="spellStart"/>
-      <w:r>
-        <w:rPr>
-          <w:rFonts w:asciiTheme="majorHAnsi" w:eastAsiaTheme="majorHAnsi" w:hAnsiTheme="majorHAnsi" w:cstheme="majorBidi"/>
-          <w:color w:val="0D0D0D" w:themeColor="text1" w:themeTint="F2"/>
-          <w:sz w:val="20"/>
-          <w:szCs w:val="20"/>
-        </w:rPr>
-        <w:t>오버샘플링</w:t>
-      </w:r>
-      <w:proofErr w:type="spellEnd"/>
     </w:p>
     <w:p>
       <w:pPr>
@@ -2785,27 +2480,7 @@
           <w:sz w:val="20"/>
           <w:szCs w:val="20"/>
         </w:rPr>
-        <w:t>결론: SMOTE 적용 시 Recall(</w:t>
-      </w:r>
-      <w:proofErr w:type="spellStart"/>
-      <w:r>
-        <w:rPr>
-          <w:rFonts w:asciiTheme="majorHAnsi" w:eastAsiaTheme="majorHAnsi" w:hAnsiTheme="majorHAnsi" w:cstheme="majorBidi"/>
-          <w:color w:val="0D0D0D" w:themeColor="text1" w:themeTint="F2"/>
-          <w:sz w:val="20"/>
-          <w:szCs w:val="20"/>
-        </w:rPr>
-        <w:t>재현율</w:t>
-      </w:r>
-      <w:proofErr w:type="spellEnd"/>
-      <w:r>
-        <w:rPr>
-          <w:rFonts w:asciiTheme="majorHAnsi" w:eastAsiaTheme="majorHAnsi" w:hAnsiTheme="majorHAnsi" w:cstheme="majorBidi"/>
-          <w:color w:val="0D0D0D" w:themeColor="text1" w:themeTint="F2"/>
-          <w:sz w:val="20"/>
-          <w:szCs w:val="20"/>
-        </w:rPr>
-        <w:t>)이 0.9184로 가장 높게 나타나, 사기 거래를 놓치지 않는다는 프로젝트 목표에 가장 부합함을 확인했습니다. 이후 모델 학습 및 앙상블 구성 시 SMOTE를 적용한 데이터셋을 주요 기반 데이터로 채택했습니다.</w:t>
+        <w:t>결론: SMOTE 적용 시 Recall(재현율)이 0.9184로 가장 높게 나타나, 사기 거래를 놓치지 않는다는 프로젝트 목표에 가장 부합함을 확인했습니다. 이후 모델 학습 및 앙상블 구성 시 SMOTE를 적용한 데이터셋을 주요 기반 데이터로 채택했습니다.</w:t>
       </w:r>
     </w:p>
     <w:p>
@@ -10335,6 +10010,7 @@
   <w:style w:type="character" w:default="1" w:styleId="a0">
     <w:name w:val="Default Paragraph Font"/>
     <w:uiPriority w:val="1"/>
+    <w:semiHidden/>
     <w:unhideWhenUsed/>
   </w:style>
   <w:style w:type="table" w:default="1" w:styleId="a1">
